--- a/docs/paper-policy-evaluation.docx
+++ b/docs/paper-policy-evaluation.docx
@@ -241,307 +241,52 @@
         <w:t xml:space="preserve">채점은 다른 방에서 이루어진다. 채점자는 대화에 참여하지 않고 로그만 읽는다. 그리고 채점은 하나가 아니라 둘이다. 규정 심사위원은 기준마다 열 개의 이진 항목을 사실로 판정하되, 무엇을 충족으로 인정하려면 그 근거가 된 대화의 턴을 반드시 인용해야 한다. 인용이 없으면 그 항목은 자동으로 불충족이 된다. 종합 심사위원은 같은 로그를 읽고 점수 밴드에 따라 전체 인상을 매긴다. 두 점수의 평균이 그 기준의 최종 점수이고, 세 기준의 가중평균이 종합 점수다. 가중평균은 사람의 감이 아니라 코드가 계산한다.</w:t>
       </w:r>
     </w:p>
-    <w:tbl>
-      <w:tblPr>
-        <w:tblW w:type="dxa" w:w="9200"/>
-        <w:tblBorders>
-          <w:top w:val="single" w:color="auto" w:sz="4"/>
-          <w:left w:val="single" w:color="auto" w:sz="4"/>
-          <w:bottom w:val="single" w:color="auto" w:sz="4"/>
-          <w:right w:val="single" w:color="auto" w:sz="4"/>
-          <w:insideH w:val="single" w:color="auto" w:sz="4"/>
-          <w:insideV w:val="single" w:color="auto" w:sz="4"/>
-        </w:tblBorders>
-      </w:tblPr>
-      <w:tblGrid>
-        <w:gridCol w:w="4600"/>
-        <w:gridCol w:w="4600"/>
-      </w:tblGrid>
-      <w:tr>
-        <w:tc>
-          <w:tcPr>
-            <w:gridSpan w:val="2"/>
-            <w:shd w:fill="E7ECF2" w:val="clear"/>
-            <w:tcMar>
-              <w:top w:type="dxa" w:w="70"/>
-              <w:left w:type="dxa" w:w="110"/>
-              <w:bottom w:type="dxa" w:w="70"/>
-              <w:right w:type="dxa" w:w="110"/>
-            </w:tcMar>
-          </w:tcPr>
-          <w:p>
-            <w:pPr>
-              <w:spacing w:after="0" w:line="264"/>
-              <w:jc w:val="center"/>
-            </w:pPr>
-            <w:r>
-              <w:rPr>
-                <w:rFonts w:ascii="맑은 고딕" w:cs="맑은 고딕" w:eastAsia="맑은 고딕" w:hAnsi="맑은 고딕"/>
-                <w:b/>
-                <w:bCs/>
-                <w:sz w:val="20"/>
-                <w:szCs w:val="20"/>
-              </w:rPr>
-              <w:t xml:space="preserve">제안자  ──(답변)──▶  질문자 AI  ◀──(단계 지시)──  상태 머신</w:t>
-            </w:r>
-          </w:p>
-        </w:tc>
-      </w:tr>
-      <w:tr>
-        <w:tc>
-          <w:tcPr>
-            <w:gridSpan w:val="2"/>
-            <w:tcBorders>
-              <w:top w:val="none" w:color="FFFFFF" w:sz="0"/>
-              <w:left w:val="none" w:color="FFFFFF" w:sz="0"/>
-              <w:bottom w:val="none" w:color="FFFFFF" w:sz="0"/>
-              <w:right w:val="none" w:color="FFFFFF" w:sz="0"/>
-            </w:tcBorders>
-          </w:tcPr>
-          <w:p>
-            <w:pPr>
-              <w:spacing w:after="20" w:before="20"/>
-              <w:jc w:val="center"/>
-            </w:pPr>
-            <w:r>
-              <w:rPr>
-                <w:rFonts w:ascii="맑은 고딕" w:cs="맑은 고딕" w:eastAsia="맑은 고딕" w:hAnsi="맑은 고딕"/>
-                <w:color w:val="888888"/>
-                <w:sz w:val="20"/>
-                <w:szCs w:val="20"/>
-              </w:rPr>
-              <w:t xml:space="preserve">▼ 대화 로그 — 질문자는 점수를 모른다</w:t>
-            </w:r>
-          </w:p>
-        </w:tc>
-      </w:tr>
-      <w:tr>
-        <w:tc>
-          <w:tcPr>
-            <w:tcW w:type="dxa" w:w="4600"/>
-            <w:gridSpan w:val="1"/>
-            <w:shd w:fill="FBFBF9" w:val="clear"/>
-            <w:tcMar>
-              <w:top w:type="dxa" w:w="70"/>
-              <w:left w:type="dxa" w:w="110"/>
-              <w:bottom w:type="dxa" w:w="70"/>
-              <w:right w:type="dxa" w:w="110"/>
-            </w:tcMar>
-          </w:tcPr>
-          <w:p>
-            <w:pPr>
-              <w:spacing w:after="20" w:line="264"/>
-              <w:jc w:val="center"/>
-            </w:pPr>
-            <w:r>
-              <w:rPr>
-                <w:rFonts w:ascii="맑은 고딕" w:cs="맑은 고딕" w:eastAsia="맑은 고딕" w:hAnsi="맑은 고딕"/>
-                <w:sz w:val="20"/>
-                <w:szCs w:val="20"/>
-              </w:rPr>
-              <w:t xml:space="preserve">규정 심사위원</w:t>
-            </w:r>
-          </w:p>
-          <w:p>
-            <w:pPr>
-              <w:spacing w:after="20" w:line="264"/>
-              <w:jc w:val="center"/>
-            </w:pPr>
-            <w:r>
-              <w:rPr>
-                <w:rFonts w:ascii="맑은 고딕" w:cs="맑은 고딕" w:eastAsia="맑은 고딕" w:hAnsi="맑은 고딕"/>
-                <w:sz w:val="20"/>
-                <w:szCs w:val="20"/>
-              </w:rPr>
-              <w:t xml:space="preserve">기준별 10항목 충족/불충족</w:t>
-            </w:r>
-          </w:p>
-          <w:p>
-            <w:pPr>
-              <w:spacing w:after="0" w:line="264"/>
-              <w:jc w:val="center"/>
-            </w:pPr>
-            <w:r>
-              <w:rPr>
-                <w:rFonts w:ascii="맑은 고딕" w:cs="맑은 고딕" w:eastAsia="맑은 고딕" w:hAnsi="맑은 고딕"/>
-                <w:sz w:val="20"/>
-                <w:szCs w:val="20"/>
-              </w:rPr>
-              <w:t xml:space="preserve">충족 시 근거 턴 인용 필수</w:t>
-            </w:r>
-          </w:p>
-        </w:tc>
-        <w:tc>
-          <w:tcPr>
-            <w:tcW w:type="dxa" w:w="4600"/>
-            <w:gridSpan w:val="1"/>
-            <w:shd w:fill="FBFBF9" w:val="clear"/>
-            <w:tcMar>
-              <w:top w:type="dxa" w:w="70"/>
-              <w:left w:type="dxa" w:w="110"/>
-              <w:bottom w:type="dxa" w:w="70"/>
-              <w:right w:type="dxa" w:w="110"/>
-            </w:tcMar>
-          </w:tcPr>
-          <w:p>
-            <w:pPr>
-              <w:spacing w:after="20" w:line="264"/>
-              <w:jc w:val="center"/>
-            </w:pPr>
-            <w:r>
-              <w:rPr>
-                <w:rFonts w:ascii="맑은 고딕" w:cs="맑은 고딕" w:eastAsia="맑은 고딕" w:hAnsi="맑은 고딕"/>
-                <w:sz w:val="20"/>
-                <w:szCs w:val="20"/>
-              </w:rPr>
-              <w:t xml:space="preserve">종합 심사위원</w:t>
-            </w:r>
-          </w:p>
-          <w:p>
-            <w:pPr>
-              <w:spacing w:after="20" w:line="264"/>
-              <w:jc w:val="center"/>
-            </w:pPr>
-            <w:r>
-              <w:rPr>
-                <w:rFonts w:ascii="맑은 고딕" w:cs="맑은 고딕" w:eastAsia="맑은 고딕" w:hAnsi="맑은 고딕"/>
-                <w:sz w:val="20"/>
-                <w:szCs w:val="20"/>
-              </w:rPr>
-              <w:t xml:space="preserve">점수 밴드 기반 전체 인상</w:t>
-            </w:r>
-          </w:p>
-          <w:p>
-            <w:pPr>
-              <w:spacing w:after="0" w:line="264"/>
-              <w:jc w:val="center"/>
-            </w:pPr>
-            <w:r>
-              <w:rPr>
-                <w:rFonts w:ascii="맑은 고딕" w:cs="맑은 고딕" w:eastAsia="맑은 고딕" w:hAnsi="맑은 고딕"/>
-                <w:sz w:val="20"/>
-                <w:szCs w:val="20"/>
-              </w:rPr>
-              <w:t xml:space="preserve">0–10점</w:t>
-            </w:r>
-          </w:p>
-        </w:tc>
-      </w:tr>
-      <w:tr>
-        <w:tc>
-          <w:tcPr>
-            <w:gridSpan w:val="2"/>
-            <w:tcBorders>
-              <w:top w:val="none" w:color="FFFFFF" w:sz="0"/>
-              <w:left w:val="none" w:color="FFFFFF" w:sz="0"/>
-              <w:bottom w:val="none" w:color="FFFFFF" w:sz="0"/>
-              <w:right w:val="none" w:color="FFFFFF" w:sz="0"/>
-            </w:tcBorders>
-          </w:tcPr>
-          <w:p>
-            <w:pPr>
-              <w:spacing w:after="20" w:before="20"/>
-              <w:jc w:val="center"/>
-            </w:pPr>
-            <w:r>
-              <w:rPr>
-                <w:rFonts w:ascii="맑은 고딕" w:cs="맑은 고딕" w:eastAsia="맑은 고딕" w:hAnsi="맑은 고딕"/>
-                <w:color w:val="888888"/>
-                <w:sz w:val="20"/>
-                <w:szCs w:val="20"/>
-              </w:rPr>
-              <w:t xml:space="preserve">▼ </w:t>
-            </w:r>
-          </w:p>
-        </w:tc>
-      </w:tr>
-      <w:tr>
-        <w:tc>
-          <w:tcPr>
-            <w:gridSpan w:val="2"/>
-            <w:shd w:fill="FBFBF9" w:val="clear"/>
-            <w:tcMar>
-              <w:top w:type="dxa" w:w="70"/>
-              <w:left w:type="dxa" w:w="110"/>
-              <w:bottom w:type="dxa" w:w="70"/>
-              <w:right w:type="dxa" w:w="110"/>
-            </w:tcMar>
-          </w:tcPr>
-          <w:p>
-            <w:pPr>
-              <w:spacing w:after="0" w:line="264"/>
-              <w:jc w:val="center"/>
-            </w:pPr>
-            <w:r>
-              <w:rPr>
-                <w:rFonts w:ascii="맑은 고딕" w:cs="맑은 고딕" w:eastAsia="맑은 고딕" w:hAnsi="맑은 고딕"/>
-                <w:sz w:val="20"/>
-                <w:szCs w:val="20"/>
-              </w:rPr>
-              <w:t xml:space="preserve">기준별 최종 = 두 판단의 평균  →  종합 = 가중평균(코드가 계산)</w:t>
-            </w:r>
-          </w:p>
-        </w:tc>
-      </w:tr>
-      <w:tr>
-        <w:tc>
-          <w:tcPr>
-            <w:gridSpan w:val="2"/>
-            <w:tcBorders>
-              <w:top w:val="none" w:color="FFFFFF" w:sz="0"/>
-              <w:left w:val="none" w:color="FFFFFF" w:sz="0"/>
-              <w:bottom w:val="none" w:color="FFFFFF" w:sz="0"/>
-              <w:right w:val="none" w:color="FFFFFF" w:sz="0"/>
-            </w:tcBorders>
-          </w:tcPr>
-          <w:p>
-            <w:pPr>
-              <w:spacing w:after="20" w:before="20"/>
-              <w:jc w:val="center"/>
-            </w:pPr>
-            <w:r>
-              <w:rPr>
-                <w:rFonts w:ascii="맑은 고딕" w:cs="맑은 고딕" w:eastAsia="맑은 고딕" w:hAnsi="맑은 고딕"/>
-                <w:color w:val="888888"/>
-                <w:sz w:val="20"/>
-                <w:szCs w:val="20"/>
-              </w:rPr>
-              <w:t xml:space="preserve">▼ </w:t>
-            </w:r>
-          </w:p>
-        </w:tc>
-      </w:tr>
-      <w:tr>
-        <w:tc>
-          <w:tcPr>
-            <w:gridSpan w:val="2"/>
-            <w:shd w:fill="E7ECF2" w:val="clear"/>
-            <w:tcMar>
-              <w:top w:type="dxa" w:w="70"/>
-              <w:left w:type="dxa" w:w="110"/>
-              <w:bottom w:type="dxa" w:w="70"/>
-              <w:right w:type="dxa" w:w="110"/>
-            </w:tcMar>
-          </w:tcPr>
-          <w:p>
-            <w:pPr>
-              <w:spacing w:after="0" w:line="264"/>
-              <w:jc w:val="center"/>
-            </w:pPr>
-            <w:r>
-              <w:rPr>
-                <w:rFonts w:ascii="맑은 고딕" w:cs="맑은 고딕" w:eastAsia="맑은 고딕" w:hAnsi="맑은 고딕"/>
-                <w:b/>
-                <w:bCs/>
-                <w:sz w:val="20"/>
-                <w:szCs w:val="20"/>
-              </w:rPr>
-              <w:t xml:space="preserve">설명 계층 — 불확실성 밴드 · 근거신뢰도(E0–E4) · 5문장 요약</w:t>
-            </w:r>
-          </w:p>
-        </w:tc>
-      </w:tr>
-    </w:tbl>
+    <w:p>
+      <w:pPr>
+        <w:spacing w:after="40" w:before="80"/>
+        <w:jc w:val="center"/>
+      </w:pPr>
+      <w:r>
+        <w:drawing>
+          <wp:inline distT="0" distB="0" distL="0" distR="0">
+            <wp:extent cx="5715000" cy="3238500"/>
+            <wp:effectExtent t="0" r="0" b="0" l="0"/>
+            <wp:docPr id="1" name="" descr="" title=""/>
+            <wp:cNvGraphicFramePr>
+              <a:graphicFrameLocks xmlns:a="http://schemas.openxmlformats.org/drawingml/2006/main" noChangeAspect="1"/>
+            </wp:cNvGraphicFramePr>
+            <a:graphic xmlns:a="http://schemas.openxmlformats.org/drawingml/2006/main">
+              <a:graphicData uri="http://schemas.openxmlformats.org/drawingml/2006/picture">
+                <pic:pic xmlns:pic="http://schemas.openxmlformats.org/drawingml/2006/picture">
+                  <pic:nvPicPr>
+                    <pic:cNvPr id="0" name="" descr=""/>
+                    <pic:cNvPicPr>
+                      <a:picLocks noChangeAspect="1" noChangeArrowheads="1"/>
+                    </pic:cNvPicPr>
+                  </pic:nvPicPr>
+                  <pic:blipFill>
+                    <a:blip r:embed="rId7" cstate="none"/>
+                    <a:srcRect/>
+                    <a:stretch>
+                      <a:fillRect/>
+                    </a:stretch>
+                  </pic:blipFill>
+                  <pic:spPr bwMode="auto">
+                    <a:xfrm>
+                      <a:off x="0" y="0"/>
+                      <a:ext cx="5715000" cy="3238500"/>
+                    </a:xfrm>
+                    <a:prstGeom prst="rect">
+                      <a:avLst/>
+                    </a:prstGeom>
+                  </pic:spPr>
+                </pic:pic>
+              </a:graphicData>
+            </a:graphic>
+          </wp:inline>
+        </w:drawing>
+      </w:r>
+    </w:p>
     <w:p>
       <w:pPr>
         <w:spacing w:after="200" w:before="80"/>
@@ -573,349 +318,52 @@
         <w:t xml:space="preserve">산출물은 숫자 하나가 아니다. 두 심사위원의 판단이 갈린 폭은 그대로 불확실성의 밴드가 되고, 검증 가능한 근거 항목이 얼마나 충족되었는가는 근거 신뢰도의 등급이 되며, 이 모든 것이 현재가치·잠재가치·핵심위험·근거신뢰도·다음 검증행동의 다섯 문장으로 다시 묶인다. 이 설명 계층은 새로 채점하지 않는다. 이미 나온 결과를 코드가 재서술할 뿐이다. 그래서 설명은 공짜로 얻어진다.</w:t>
       </w:r>
     </w:p>
-    <w:tbl>
-      <w:tblPr>
-        <w:tblW w:type="dxa" w:w="9200"/>
-        <w:tblBorders>
-          <w:top w:val="single" w:color="auto" w:sz="4"/>
-          <w:left w:val="single" w:color="auto" w:sz="4"/>
-          <w:bottom w:val="single" w:color="auto" w:sz="4"/>
-          <w:right w:val="single" w:color="auto" w:sz="4"/>
-          <w:insideH w:val="single" w:color="auto" w:sz="4"/>
-          <w:insideV w:val="single" w:color="auto" w:sz="4"/>
-        </w:tblBorders>
-      </w:tblPr>
-      <w:tblGrid>
-        <w:gridCol w:w="4600"/>
-        <w:gridCol w:w="4600"/>
-      </w:tblGrid>
-      <w:tr>
-        <w:tc>
-          <w:tcPr>
-            <w:gridSpan w:val="2"/>
-            <w:shd w:fill="E7ECF2" w:val="clear"/>
-            <w:tcMar>
-              <w:top w:type="dxa" w:w="70"/>
-              <w:left w:type="dxa" w:w="110"/>
-              <w:bottom w:type="dxa" w:w="70"/>
-              <w:right w:type="dxa" w:w="110"/>
-            </w:tcMar>
-          </w:tcPr>
-          <w:p>
-            <w:pPr>
-              <w:spacing w:after="0" w:line="264"/>
-              <w:jc w:val="center"/>
-            </w:pPr>
-            <w:r>
-              <w:rPr>
-                <w:rFonts w:ascii="맑은 고딕" w:cs="맑은 고딕" w:eastAsia="맑은 고딕" w:hAnsi="맑은 고딕"/>
-                <w:b/>
-                <w:bCs/>
-                <w:sz w:val="20"/>
-                <w:szCs w:val="20"/>
-              </w:rPr>
-              <w:t xml:space="preserve">대화 전문(로그) — 동일 입력을 두 심사위원에게 독립적으로 제시</w:t>
-            </w:r>
-          </w:p>
-        </w:tc>
-      </w:tr>
-      <w:tr>
-        <w:tc>
-          <w:tcPr>
-            <w:gridSpan w:val="2"/>
-            <w:tcBorders>
-              <w:top w:val="none" w:color="FFFFFF" w:sz="0"/>
-              <w:left w:val="none" w:color="FFFFFF" w:sz="0"/>
-              <w:bottom w:val="none" w:color="FFFFFF" w:sz="0"/>
-              <w:right w:val="none" w:color="FFFFFF" w:sz="0"/>
-            </w:tcBorders>
-          </w:tcPr>
-          <w:p>
-            <w:pPr>
-              <w:spacing w:after="20" w:before="20"/>
-              <w:jc w:val="center"/>
-            </w:pPr>
-            <w:r>
-              <w:rPr>
-                <w:rFonts w:ascii="맑은 고딕" w:cs="맑은 고딕" w:eastAsia="맑은 고딕" w:hAnsi="맑은 고딕"/>
-                <w:color w:val="888888"/>
-                <w:sz w:val="20"/>
-                <w:szCs w:val="20"/>
-              </w:rPr>
-              <w:t xml:space="preserve">▼ </w:t>
-            </w:r>
-          </w:p>
-        </w:tc>
-      </w:tr>
-      <w:tr>
-        <w:tc>
-          <w:tcPr>
-            <w:tcW w:type="dxa" w:w="4600"/>
-            <w:gridSpan w:val="1"/>
-            <w:shd w:fill="FBFBF9" w:val="clear"/>
-            <w:tcMar>
-              <w:top w:type="dxa" w:w="70"/>
-              <w:left w:type="dxa" w:w="110"/>
-              <w:bottom w:type="dxa" w:w="70"/>
-              <w:right w:type="dxa" w:w="110"/>
-            </w:tcMar>
-          </w:tcPr>
-          <w:p>
-            <w:pPr>
-              <w:spacing w:after="20" w:line="264"/>
-              <w:jc w:val="center"/>
-            </w:pPr>
-            <w:r>
-              <w:rPr>
-                <w:rFonts w:ascii="맑은 고딕" w:cs="맑은 고딕" w:eastAsia="맑은 고딕" w:hAnsi="맑은 고딕"/>
-                <w:sz w:val="20"/>
-                <w:szCs w:val="20"/>
-              </w:rPr>
-              <w:t xml:space="preserve">규정 심사위원 (규칙)</w:t>
-            </w:r>
-          </w:p>
-          <w:p>
-            <w:pPr>
-              <w:spacing w:after="20" w:line="264"/>
-              <w:jc w:val="center"/>
-            </w:pPr>
-            <w:r>
-              <w:rPr>
-                <w:rFonts w:ascii="맑은 고딕" w:cs="맑은 고딕" w:eastAsia="맑은 고딕" w:hAnsi="맑은 고딕"/>
-                <w:sz w:val="20"/>
-                <w:szCs w:val="20"/>
-              </w:rPr>
-              <w:t xml:space="preserve">각 기준 10항목을 충족/불충족으로 판정</w:t>
-            </w:r>
-          </w:p>
-          <w:p>
-            <w:pPr>
-              <w:spacing w:after="20" w:line="264"/>
-              <w:jc w:val="center"/>
-            </w:pPr>
-            <w:r>
-              <w:rPr>
-                <w:rFonts w:ascii="맑은 고딕" w:cs="맑은 고딕" w:eastAsia="맑은 고딕" w:hAnsi="맑은 고딕"/>
-                <w:sz w:val="20"/>
-                <w:szCs w:val="20"/>
-              </w:rPr>
-              <w:t xml:space="preserve">충족 주장 시 ‘턴 N’ 인용 강제</w:t>
-            </w:r>
-          </w:p>
-          <w:p>
-            <w:pPr>
-              <w:spacing w:after="20" w:line="264"/>
-              <w:jc w:val="center"/>
-            </w:pPr>
-            <w:r>
-              <w:rPr>
-                <w:rFonts w:ascii="맑은 고딕" w:cs="맑은 고딕" w:eastAsia="맑은 고딕" w:hAnsi="맑은 고딕"/>
-                <w:sz w:val="20"/>
-                <w:szCs w:val="20"/>
-              </w:rPr>
-              <w:t xml:space="preserve">인용 없으면 자동 불충족</w:t>
-            </w:r>
-          </w:p>
-          <w:p>
-            <w:pPr>
-              <w:spacing w:after="0" w:line="264"/>
-              <w:jc w:val="center"/>
-            </w:pPr>
-            <w:r>
-              <w:rPr>
-                <w:rFonts w:ascii="맑은 고딕" w:cs="맑은 고딕" w:eastAsia="맑은 고딕" w:hAnsi="맑은 고딕"/>
-                <w:sz w:val="20"/>
-                <w:szCs w:val="20"/>
-              </w:rPr>
-              <w:t xml:space="preserve">⇒ 체크리스트 점수 0–10</w:t>
-            </w:r>
-          </w:p>
-        </w:tc>
-        <w:tc>
-          <w:tcPr>
-            <w:tcW w:type="dxa" w:w="4600"/>
-            <w:gridSpan w:val="1"/>
-            <w:shd w:fill="FBFBF9" w:val="clear"/>
-            <w:tcMar>
-              <w:top w:type="dxa" w:w="70"/>
-              <w:left w:type="dxa" w:w="110"/>
-              <w:bottom w:type="dxa" w:w="70"/>
-              <w:right w:type="dxa" w:w="110"/>
-            </w:tcMar>
-          </w:tcPr>
-          <w:p>
-            <w:pPr>
-              <w:spacing w:after="20" w:line="264"/>
-              <w:jc w:val="center"/>
-            </w:pPr>
-            <w:r>
-              <w:rPr>
-                <w:rFonts w:ascii="맑은 고딕" w:cs="맑은 고딕" w:eastAsia="맑은 고딕" w:hAnsi="맑은 고딕"/>
-                <w:sz w:val="20"/>
-                <w:szCs w:val="20"/>
-              </w:rPr>
-              <w:t xml:space="preserve">종합 심사위원 (직관)</w:t>
-            </w:r>
-          </w:p>
-          <w:p>
-            <w:pPr>
-              <w:spacing w:after="20" w:line="264"/>
-              <w:jc w:val="center"/>
-            </w:pPr>
-            <w:r>
-              <w:rPr>
-                <w:rFonts w:ascii="맑은 고딕" w:cs="맑은 고딕" w:eastAsia="맑은 고딕" w:hAnsi="맑은 고딕"/>
-                <w:sz w:val="20"/>
-                <w:szCs w:val="20"/>
-              </w:rPr>
-              <w:t xml:space="preserve">점수 밴드에 따른 전체 인상 채점</w:t>
-            </w:r>
-          </w:p>
-          <w:p>
-            <w:pPr>
-              <w:spacing w:after="20" w:line="264"/>
-              <w:jc w:val="center"/>
-            </w:pPr>
-            <w:r>
-              <w:rPr>
-                <w:rFonts w:ascii="맑은 고딕" w:cs="맑은 고딕" w:eastAsia="맑은 고딕" w:hAnsi="맑은 고딕"/>
-                <w:sz w:val="20"/>
-                <w:szCs w:val="20"/>
-              </w:rPr>
-              <w:t xml:space="preserve">답변의 깊이·설득력을 종합</w:t>
-            </w:r>
-          </w:p>
-          <w:p>
-            <w:pPr>
-              <w:spacing w:after="0" w:line="264"/>
-              <w:jc w:val="center"/>
-            </w:pPr>
-            <w:r>
-              <w:rPr>
-                <w:rFonts w:ascii="맑은 고딕" w:cs="맑은 고딕" w:eastAsia="맑은 고딕" w:hAnsi="맑은 고딕"/>
-                <w:sz w:val="20"/>
-                <w:szCs w:val="20"/>
-              </w:rPr>
-              <w:t xml:space="preserve">⇒ 종합판단 점수 0–10</w:t>
-            </w:r>
-          </w:p>
-        </w:tc>
-      </w:tr>
-      <w:tr>
-        <w:tc>
-          <w:tcPr>
-            <w:gridSpan w:val="2"/>
-            <w:tcBorders>
-              <w:top w:val="none" w:color="FFFFFF" w:sz="0"/>
-              <w:left w:val="none" w:color="FFFFFF" w:sz="0"/>
-              <w:bottom w:val="none" w:color="FFFFFF" w:sz="0"/>
-              <w:right w:val="none" w:color="FFFFFF" w:sz="0"/>
-            </w:tcBorders>
-          </w:tcPr>
-          <w:p>
-            <w:pPr>
-              <w:spacing w:after="20" w:before="20"/>
-              <w:jc w:val="center"/>
-            </w:pPr>
-            <w:r>
-              <w:rPr>
-                <w:rFonts w:ascii="맑은 고딕" w:cs="맑은 고딕" w:eastAsia="맑은 고딕" w:hAnsi="맑은 고딕"/>
-                <w:color w:val="888888"/>
-                <w:sz w:val="20"/>
-                <w:szCs w:val="20"/>
-              </w:rPr>
-              <w:t xml:space="preserve">▼ </w:t>
-            </w:r>
-          </w:p>
-        </w:tc>
-      </w:tr>
-      <w:tr>
-        <w:tc>
-          <w:tcPr>
-            <w:gridSpan w:val="2"/>
-            <w:shd w:fill="FBFBF9" w:val="clear"/>
-            <w:tcMar>
-              <w:top w:type="dxa" w:w="70"/>
-              <w:left w:type="dxa" w:w="110"/>
-              <w:bottom w:type="dxa" w:w="70"/>
-              <w:right w:type="dxa" w:w="110"/>
-            </w:tcMar>
-          </w:tcPr>
-          <w:p>
-            <w:pPr>
-              <w:spacing w:after="0" w:line="264"/>
-              <w:jc w:val="center"/>
-            </w:pPr>
-            <w:r>
-              <w:rPr>
-                <w:rFonts w:ascii="맑은 고딕" w:cs="맑은 고딕" w:eastAsia="맑은 고딕" w:hAnsi="맑은 고딕"/>
-                <w:sz w:val="20"/>
-                <w:szCs w:val="20"/>
-              </w:rPr>
-              <w:t xml:space="preserve">기준별 최종점수 = (체크리스트 + 종합판단) ÷ 2</w:t>
-            </w:r>
-          </w:p>
-        </w:tc>
-      </w:tr>
-      <w:tr>
-        <w:tc>
-          <w:tcPr>
-            <w:gridSpan w:val="2"/>
-            <w:shd w:fill="FBFBF9" w:val="clear"/>
-            <w:tcMar>
-              <w:top w:type="dxa" w:w="70"/>
-              <w:left w:type="dxa" w:w="110"/>
-              <w:bottom w:type="dxa" w:w="70"/>
-              <w:right w:type="dxa" w:w="110"/>
-            </w:tcMar>
-          </w:tcPr>
-          <w:p>
-            <w:pPr>
-              <w:spacing w:after="0" w:line="264"/>
-              <w:jc w:val="center"/>
-            </w:pPr>
-            <w:r>
-              <w:rPr>
-                <w:rFonts w:ascii="맑은 고딕" w:cs="맑은 고딕" w:eastAsia="맑은 고딕" w:hAnsi="맑은 고딕"/>
-                <w:sz w:val="20"/>
-                <w:szCs w:val="20"/>
-              </w:rPr>
-              <w:t xml:space="preserve">두 점수의 괴리 |체크리스트 − 종합판단| ⇒ 불확실성 밴드</w:t>
-            </w:r>
-          </w:p>
-        </w:tc>
-      </w:tr>
-      <w:tr>
-        <w:tc>
-          <w:tcPr>
-            <w:gridSpan w:val="2"/>
-            <w:shd w:fill="E7ECF2" w:val="clear"/>
-            <w:tcMar>
-              <w:top w:type="dxa" w:w="70"/>
-              <w:left w:type="dxa" w:w="110"/>
-              <w:bottom w:type="dxa" w:w="70"/>
-              <w:right w:type="dxa" w:w="110"/>
-            </w:tcMar>
-          </w:tcPr>
-          <w:p>
-            <w:pPr>
-              <w:spacing w:after="0" w:line="264"/>
-              <w:jc w:val="center"/>
-            </w:pPr>
-            <w:r>
-              <w:rPr>
-                <w:rFonts w:ascii="맑은 고딕" w:cs="맑은 고딕" w:eastAsia="맑은 고딕" w:hAnsi="맑은 고딕"/>
-                <w:b/>
-                <w:bCs/>
-                <w:sz w:val="20"/>
-                <w:szCs w:val="20"/>
-              </w:rPr>
-              <w:t xml:space="preserve">독창성·실용성·수용태도의 가중평균 ⇒ 종합점수</w:t>
-            </w:r>
-          </w:p>
-        </w:tc>
-      </w:tr>
-    </w:tbl>
+    <w:p>
+      <w:pPr>
+        <w:spacing w:after="40" w:before="80"/>
+        <w:jc w:val="center"/>
+      </w:pPr>
+      <w:r>
+        <w:drawing>
+          <wp:inline distT="0" distB="0" distL="0" distR="0">
+            <wp:extent cx="5715000" cy="3238500"/>
+            <wp:effectExtent t="0" r="0" b="0" l="0"/>
+            <wp:docPr id="1" name="" descr="" title=""/>
+            <wp:cNvGraphicFramePr>
+              <a:graphicFrameLocks xmlns:a="http://schemas.openxmlformats.org/drawingml/2006/main" noChangeAspect="1"/>
+            </wp:cNvGraphicFramePr>
+            <a:graphic xmlns:a="http://schemas.openxmlformats.org/drawingml/2006/main">
+              <a:graphicData uri="http://schemas.openxmlformats.org/drawingml/2006/picture">
+                <pic:pic xmlns:pic="http://schemas.openxmlformats.org/drawingml/2006/picture">
+                  <pic:nvPicPr>
+                    <pic:cNvPr id="0" name="" descr=""/>
+                    <pic:cNvPicPr>
+                      <a:picLocks noChangeAspect="1" noChangeArrowheads="1"/>
+                    </pic:cNvPicPr>
+                  </pic:nvPicPr>
+                  <pic:blipFill>
+                    <a:blip r:embed="rId8" cstate="none"/>
+                    <a:srcRect/>
+                    <a:stretch>
+                      <a:fillRect/>
+                    </a:stretch>
+                  </pic:blipFill>
+                  <pic:spPr bwMode="auto">
+                    <a:xfrm>
+                      <a:off x="0" y="0"/>
+                      <a:ext cx="5715000" cy="3238500"/>
+                    </a:xfrm>
+                    <a:prstGeom prst="rect">
+                      <a:avLst/>
+                    </a:prstGeom>
+                  </pic:spPr>
+                </pic:pic>
+              </a:graphicData>
+            </a:graphic>
+          </wp:inline>
+        </w:drawing>
+      </w:r>
+    </w:p>
     <w:p>
       <w:pPr>
         <w:spacing w:after="200" w:before="80"/>

--- a/docs/paper-policy-evaluation.docx
+++ b/docs/paper-policy-evaluation.docx
@@ -20,7 +20,7 @@
     </w:p>
     <w:p>
       <w:pPr>
-        <w:spacing w:after="300"/>
+        <w:spacing w:after="90"/>
         <w:jc w:val="center"/>
       </w:pPr>
       <w:r>
@@ -35,23 +35,46 @@
     </w:p>
     <w:p>
       <w:pPr>
-        <w:pStyle w:val="Heading1"/>
-        <w:spacing w:after="150" w:before="340"/>
+        <w:spacing w:after="40" w:before="40"/>
+        <w:jc w:val="center"/>
+      </w:pPr>
+      <w:r>
+        <w:rPr>
+          <w:rFonts w:ascii="맑은 고딕" w:cs="맑은 고딕" w:eastAsia="맑은 고딕" w:hAnsi="맑은 고딕"/>
+          <w:sz w:val="22"/>
+          <w:szCs w:val="22"/>
+        </w:rPr>
+        <w:t xml:space="preserve">김재준</w:t>
+      </w:r>
+    </w:p>
+    <w:p>
+      <w:pPr>
+        <w:pBdr>
+          <w:bottom w:val="single" w:color="AAAAAA" w:sz="6" w:space="8"/>
+        </w:pBdr>
+        <w:spacing w:after="300" w:before="80"/>
+      </w:pPr>
+    </w:p>
+    <w:p>
+      <w:pPr>
+        <w:spacing w:after="120" w:before="40"/>
+        <w:jc w:val="center"/>
       </w:pPr>
       <w:r>
         <w:rPr>
           <w:rFonts w:ascii="맑은 고딕" w:cs="맑은 고딕" w:eastAsia="맑은 고딕" w:hAnsi="맑은 고딕"/>
           <w:b/>
           <w:bCs/>
-          <w:sz w:val="26"/>
-          <w:szCs w:val="26"/>
-        </w:rPr>
-        <w:t xml:space="preserve">초록</w:t>
-      </w:r>
-    </w:p>
-    <w:p>
-      <w:pPr>
-        <w:spacing w:after="140" w:line="340"/>
+          <w:sz w:val="22"/>
+          <w:szCs w:val="22"/>
+        </w:rPr>
+        <w:t xml:space="preserve">초 록</w:t>
+      </w:r>
+    </w:p>
+    <w:p>
+      <w:pPr>
+        <w:spacing w:after="130" w:line="320"/>
+        <w:ind w:left="440" w:right="440"/>
         <w:jc w:val="both"/>
       </w:pPr>
       <w:r>
@@ -65,7 +88,8 @@
     </w:p>
     <w:p>
       <w:pPr>
-        <w:spacing w:after="140" w:line="340"/>
+        <w:spacing w:after="130" w:line="320"/>
+        <w:ind w:left="440" w:right="440"/>
         <w:jc w:val="both"/>
       </w:pPr>
       <w:r>
@@ -84,7 +108,7 @@
           <w:sz w:val="20"/>
           <w:szCs w:val="20"/>
         </w:rPr>
-        <w:t xml:space="preserve">: 소크라테스 문답법, 이원 채점, 정책 평가, 반증가능성, 기술수용모형, 혁신확산이론, 설명가능한 인공지능, 숙의민주주의</w:t>
+        <w:t xml:space="preserve">  소크라테스 문답법, 이원 채점, 정책 평가, 반증가능성, 기술수용모형, 혁신확산이론, 설명가능한 인공지능, 숙의민주주의</w:t>
       </w:r>
     </w:p>
     <w:p>
